--- a/CalendarioAgo26/Ejercicios/E5_DHCP_Distribuido/Ejercicio5.docx
+++ b/CalendarioAgo26/Ejercicios/E5_DHCP_Distribuido/Ejercicio5.docx
@@ -4,7 +4,7 @@
   <w:body>
     <w:p>
       <w:pPr>
-        <w:pStyle w:val="BodyText"/>
+        <w:pStyle w:val="Textoindependiente"/>
         <w:spacing w:before="45"/>
         <w:ind w:left="0" w:right="121"/>
         <w:jc w:val="center"/>
@@ -219,7 +219,7 @@
     </w:p>
     <w:p>
       <w:pPr>
-        <w:pStyle w:val="BodyText"/>
+        <w:pStyle w:val="Textoindependiente"/>
         <w:spacing w:before="45"/>
         <w:ind w:left="0" w:right="121"/>
         <w:jc w:val="center"/>
@@ -234,7 +234,7 @@
     </w:p>
     <w:p>
       <w:pPr>
-        <w:pStyle w:val="BodyText"/>
+        <w:pStyle w:val="Textoindependiente"/>
         <w:spacing w:before="45"/>
         <w:ind w:left="0" w:right="121"/>
         <w:jc w:val="center"/>
@@ -249,7 +249,7 @@
     </w:p>
     <w:p>
       <w:pPr>
-        <w:pStyle w:val="BodyText"/>
+        <w:pStyle w:val="Textoindependiente"/>
         <w:spacing w:before="0"/>
         <w:ind w:left="0" w:right="119"/>
         <w:jc w:val="center"/>
@@ -264,7 +264,7 @@
     </w:p>
     <w:p>
       <w:pPr>
-        <w:pStyle w:val="BodyText"/>
+        <w:pStyle w:val="Textoindependiente"/>
         <w:spacing w:before="45"/>
         <w:ind w:left="0" w:right="121"/>
         <w:jc w:val="center"/>
@@ -389,7 +389,7 @@
     </w:p>
     <w:p>
       <w:pPr>
-        <w:pStyle w:val="BodyText"/>
+        <w:pStyle w:val="Textoindependiente"/>
         <w:spacing w:before="45"/>
         <w:ind w:left="0" w:right="121"/>
         <w:jc w:val="center"/>
@@ -436,7 +436,7 @@
     </w:p>
     <w:p>
       <w:pPr>
-        <w:pStyle w:val="Heading1"/>
+        <w:pStyle w:val="Ttulo1"/>
         <w:spacing w:before="0"/>
         <w:ind w:left="0" w:right="113"/>
         <w:jc w:val="both"/>
@@ -455,6 +455,7 @@
           <w:rFonts w:ascii="Arial" w:hAnsi="Arial" w:cs="Arial"/>
           <w:b/>
           <w:bCs/>
+          <w:noProof/>
           <w:color w:val="2C3A45"/>
           <w:spacing w:val="-2"/>
           <w:sz w:val="22"/>
@@ -612,7 +613,7 @@
     </w:p>
     <w:p>
       <w:pPr>
-        <w:pStyle w:val="Heading1"/>
+        <w:pStyle w:val="Ttulo1"/>
         <w:spacing w:before="0"/>
         <w:ind w:left="0" w:right="113"/>
         <w:jc w:val="both"/>
@@ -629,7 +630,7 @@
     </w:p>
     <w:p>
       <w:pPr>
-        <w:pStyle w:val="ListParagraph"/>
+        <w:pStyle w:val="Prrafodelista"/>
         <w:numPr>
           <w:ilvl w:val="0"/>
           <w:numId w:val="20"/>
@@ -686,7 +687,7 @@
     </w:p>
     <w:p>
       <w:pPr>
-        <w:pStyle w:val="ListParagraph"/>
+        <w:pStyle w:val="Prrafodelista"/>
         <w:numPr>
           <w:ilvl w:val="0"/>
           <w:numId w:val="20"/>
@@ -820,7 +821,7 @@
     </w:p>
     <w:p>
       <w:pPr>
-        <w:pStyle w:val="ListParagraph"/>
+        <w:pStyle w:val="Prrafodelista"/>
         <w:numPr>
           <w:ilvl w:val="0"/>
           <w:numId w:val="40"/>
@@ -836,13 +837,29 @@
         <w:rPr>
           <w:rFonts w:ascii="Arial" w:eastAsia="Times New Roman" w:hAnsi="Arial" w:cs="Arial"/>
         </w:rPr>
-        <w:t xml:space="preserve">Excluye la IP de los default </w:t>
+        <w:t xml:space="preserve">Excluye las direcciones IP del </w:t>
       </w:r>
       <w:r>
         <w:rPr>
           <w:rFonts w:ascii="Arial" w:eastAsia="Times New Roman" w:hAnsi="Arial" w:cs="Arial"/>
-        </w:rPr>
-        <w:t>Gateway y del servidor de la empresa Bosh</w:t>
+          <w:b/>
+          <w:bCs/>
+        </w:rPr>
+        <w:t>Default Gateway</w:t>
+      </w:r>
+      <w:r>
+        <w:rPr>
+          <w:rFonts w:ascii="Arial" w:eastAsia="Times New Roman" w:hAnsi="Arial" w:cs="Arial"/>
+        </w:rPr>
+        <w:t xml:space="preserve"> y del servidor </w:t>
+      </w:r>
+      <w:r>
+        <w:rPr>
+          <w:rFonts w:ascii="Arial" w:eastAsia="Times New Roman" w:hAnsi="Arial" w:cs="Arial"/>
+          <w:b/>
+          <w:bCs/>
+        </w:rPr>
+        <w:t>Bosch</w:t>
       </w:r>
       <w:r>
         <w:rPr>
@@ -853,7 +870,7 @@
     </w:p>
     <w:p>
       <w:pPr>
-        <w:pStyle w:val="ListParagraph"/>
+        <w:pStyle w:val="Prrafodelista"/>
         <w:numPr>
           <w:ilvl w:val="0"/>
           <w:numId w:val="40"/>
@@ -875,7 +892,7 @@
     </w:p>
     <w:p>
       <w:pPr>
-        <w:pStyle w:val="ListParagraph"/>
+        <w:pStyle w:val="Prrafodelista"/>
         <w:numPr>
           <w:ilvl w:val="0"/>
           <w:numId w:val="20"/>
@@ -982,7 +999,7 @@
     </w:p>
     <w:p>
       <w:pPr>
-        <w:pStyle w:val="ListParagraph"/>
+        <w:pStyle w:val="Prrafodelista"/>
         <w:numPr>
           <w:ilvl w:val="0"/>
           <w:numId w:val="20"/>
@@ -1017,7 +1034,7 @@
     </w:p>
     <w:p>
       <w:pPr>
-        <w:pStyle w:val="ListParagraph"/>
+        <w:pStyle w:val="Prrafodelista"/>
         <w:numPr>
           <w:ilvl w:val="0"/>
           <w:numId w:val="20"/>
@@ -1038,7 +1055,7 @@
     </w:p>
     <w:p>
       <w:pPr>
-        <w:pStyle w:val="ListParagraph"/>
+        <w:pStyle w:val="Prrafodelista"/>
         <w:numPr>
           <w:ilvl w:val="0"/>
           <w:numId w:val="20"/>
@@ -1074,7 +1091,7 @@
     </w:p>
     <w:p>
       <w:pPr>
-        <w:pStyle w:val="ListParagraph"/>
+        <w:pStyle w:val="Prrafodelista"/>
         <w:numPr>
           <w:ilvl w:val="0"/>
           <w:numId w:val="20"/>
@@ -1112,7 +1129,7 @@
           <w:rFonts w:ascii="Arial" w:hAnsi="Arial" w:cs="Arial"/>
           <w:spacing w:val="-1"/>
         </w:rPr>
-        <w:t xml:space="preserve">  DNS</w:t>
+        <w:t xml:space="preserve"> DNS</w:t>
       </w:r>
       <w:r>
         <w:rPr>
@@ -1131,7 +1148,7 @@
     </w:p>
     <w:p>
       <w:pPr>
-        <w:pStyle w:val="ListParagraph"/>
+        <w:pStyle w:val="Prrafodelista"/>
         <w:numPr>
           <w:ilvl w:val="0"/>
           <w:numId w:val="20"/>
@@ -1587,7 +1604,7 @@
     </w:p>
     <w:p>
       <w:pPr>
-        <w:pStyle w:val="ListParagraph"/>
+        <w:pStyle w:val="Prrafodelista"/>
         <w:numPr>
           <w:ilvl w:val="0"/>
           <w:numId w:val="20"/>
@@ -6904,7 +6921,7 @@
       <w:lang w:val="es-MX"/>
     </w:rPr>
   </w:style>
-  <w:style w:type="paragraph" w:styleId="Heading1">
+  <w:style w:type="paragraph" w:styleId="Ttulo1">
     <w:name w:val="heading 1"/>
     <w:basedOn w:val="Normal"/>
     <w:uiPriority w:val="9"/>
@@ -6920,7 +6937,7 @@
       <w:szCs w:val="28"/>
     </w:rPr>
   </w:style>
-  <w:style w:type="paragraph" w:styleId="Heading2">
+  <w:style w:type="paragraph" w:styleId="Ttulo2">
     <w:name w:val="heading 2"/>
     <w:basedOn w:val="Normal"/>
     <w:uiPriority w:val="9"/>
@@ -6939,7 +6956,7 @@
       <w:szCs w:val="24"/>
     </w:rPr>
   </w:style>
-  <w:style w:type="paragraph" w:styleId="Heading3">
+  <w:style w:type="paragraph" w:styleId="Ttulo3">
     <w:name w:val="heading 3"/>
     <w:basedOn w:val="Normal"/>
     <w:uiPriority w:val="9"/>
@@ -6955,7 +6972,7 @@
       <w:szCs w:val="24"/>
     </w:rPr>
   </w:style>
-  <w:style w:type="paragraph" w:styleId="Heading4">
+  <w:style w:type="paragraph" w:styleId="Ttulo4">
     <w:name w:val="heading 4"/>
     <w:basedOn w:val="Normal"/>
     <w:uiPriority w:val="9"/>
@@ -6969,7 +6986,7 @@
       <w:rFonts w:ascii="Arial" w:eastAsia="Arial" w:hAnsi="Arial"/>
     </w:rPr>
   </w:style>
-  <w:style w:type="paragraph" w:styleId="Heading5">
+  <w:style w:type="paragraph" w:styleId="Ttulo5">
     <w:name w:val="heading 5"/>
     <w:basedOn w:val="Normal"/>
     <w:uiPriority w:val="9"/>
@@ -6988,7 +7005,7 @@
       <w:szCs w:val="20"/>
     </w:rPr>
   </w:style>
-  <w:style w:type="paragraph" w:styleId="Heading6">
+  <w:style w:type="paragraph" w:styleId="Ttulo6">
     <w:name w:val="heading 6"/>
     <w:basedOn w:val="Normal"/>
     <w:uiPriority w:val="9"/>
@@ -7007,13 +7024,12 @@
       <w:szCs w:val="18"/>
     </w:rPr>
   </w:style>
-  <w:style w:type="character" w:default="1" w:styleId="DefaultParagraphFont">
+  <w:style w:type="character" w:default="1" w:styleId="Fuentedeprrafopredeter">
     <w:name w:val="Default Paragraph Font"/>
     <w:uiPriority w:val="1"/>
-    <w:semiHidden/>
     <w:unhideWhenUsed/>
   </w:style>
-  <w:style w:type="table" w:default="1" w:styleId="TableNormal">
+  <w:style w:type="table" w:default="1" w:styleId="Tablanormal">
     <w:name w:val="Normal Table"/>
     <w:uiPriority w:val="99"/>
     <w:semiHidden/>
@@ -7028,7 +7044,7 @@
       </w:tblCellMar>
     </w:tblPr>
   </w:style>
-  <w:style w:type="numbering" w:default="1" w:styleId="NoList">
+  <w:style w:type="numbering" w:default="1" w:styleId="Sinlista">
     <w:name w:val="No List"/>
     <w:uiPriority w:val="99"/>
     <w:semiHidden/>
@@ -7050,7 +7066,7 @@
       </w:tblCellMar>
     </w:tblPr>
   </w:style>
-  <w:style w:type="paragraph" w:styleId="TOC1">
+  <w:style w:type="paragraph" w:styleId="TDC1">
     <w:name w:val="toc 1"/>
     <w:basedOn w:val="Normal"/>
     <w:uiPriority w:val="1"/>
@@ -7065,7 +7081,7 @@
       <w:szCs w:val="18"/>
     </w:rPr>
   </w:style>
-  <w:style w:type="paragraph" w:styleId="TOC2">
+  <w:style w:type="paragraph" w:styleId="TDC2">
     <w:name w:val="toc 2"/>
     <w:basedOn w:val="Normal"/>
     <w:uiPriority w:val="1"/>
@@ -7081,7 +7097,7 @@
       <w:i/>
     </w:rPr>
   </w:style>
-  <w:style w:type="paragraph" w:styleId="TOC3">
+  <w:style w:type="paragraph" w:styleId="TDC3">
     <w:name w:val="toc 3"/>
     <w:basedOn w:val="Normal"/>
     <w:uiPriority w:val="1"/>
@@ -7096,7 +7112,7 @@
       <w:szCs w:val="18"/>
     </w:rPr>
   </w:style>
-  <w:style w:type="paragraph" w:styleId="BodyText">
+  <w:style w:type="paragraph" w:styleId="Textoindependiente">
     <w:name w:val="Body Text"/>
     <w:basedOn w:val="Normal"/>
     <w:uiPriority w:val="1"/>
@@ -7111,7 +7127,7 @@
       <w:szCs w:val="18"/>
     </w:rPr>
   </w:style>
-  <w:style w:type="paragraph" w:styleId="ListParagraph">
+  <w:style w:type="paragraph" w:styleId="Prrafodelista">
     <w:name w:val="List Paragraph"/>
     <w:basedOn w:val="Normal"/>
     <w:uiPriority w:val="34"/>
@@ -7123,10 +7139,10 @@
     <w:uiPriority w:val="1"/>
     <w:qFormat/>
   </w:style>
-  <w:style w:type="paragraph" w:styleId="Header">
+  <w:style w:type="paragraph" w:styleId="Encabezado">
     <w:name w:val="header"/>
     <w:basedOn w:val="Normal"/>
-    <w:link w:val="HeaderChar"/>
+    <w:link w:val="EncabezadoCar"/>
     <w:uiPriority w:val="99"/>
     <w:unhideWhenUsed/>
     <w:rsid w:val="00541679"/>
@@ -7137,20 +7153,20 @@
       </w:tabs>
     </w:pPr>
   </w:style>
-  <w:style w:type="character" w:customStyle="1" w:styleId="HeaderChar">
-    <w:name w:val="Header Char"/>
-    <w:basedOn w:val="DefaultParagraphFont"/>
-    <w:link w:val="Header"/>
+  <w:style w:type="character" w:customStyle="1" w:styleId="EncabezadoCar">
+    <w:name w:val="Encabezado Car"/>
+    <w:basedOn w:val="Fuentedeprrafopredeter"/>
+    <w:link w:val="Encabezado"/>
     <w:uiPriority w:val="99"/>
     <w:rsid w:val="00541679"/>
     <w:rPr>
       <w:lang w:val="es-MX"/>
     </w:rPr>
   </w:style>
-  <w:style w:type="paragraph" w:styleId="Footer">
+  <w:style w:type="paragraph" w:styleId="Piedepgina">
     <w:name w:val="footer"/>
     <w:basedOn w:val="Normal"/>
-    <w:link w:val="FooterChar"/>
+    <w:link w:val="PiedepginaCar"/>
     <w:uiPriority w:val="99"/>
     <w:unhideWhenUsed/>
     <w:rsid w:val="00541679"/>
@@ -7161,20 +7177,20 @@
       </w:tabs>
     </w:pPr>
   </w:style>
-  <w:style w:type="character" w:customStyle="1" w:styleId="FooterChar">
-    <w:name w:val="Footer Char"/>
-    <w:basedOn w:val="DefaultParagraphFont"/>
-    <w:link w:val="Footer"/>
+  <w:style w:type="character" w:customStyle="1" w:styleId="PiedepginaCar">
+    <w:name w:val="Pie de página Car"/>
+    <w:basedOn w:val="Fuentedeprrafopredeter"/>
+    <w:link w:val="Piedepgina"/>
     <w:uiPriority w:val="99"/>
     <w:rsid w:val="00541679"/>
     <w:rPr>
       <w:lang w:val="es-MX"/>
     </w:rPr>
   </w:style>
-  <w:style w:type="paragraph" w:styleId="HTMLPreformatted">
+  <w:style w:type="paragraph" w:styleId="HTMLconformatoprevio">
     <w:name w:val="HTML Preformatted"/>
     <w:basedOn w:val="Normal"/>
-    <w:link w:val="HTMLPreformattedChar"/>
+    <w:link w:val="HTMLconformatoprevioCar"/>
     <w:uiPriority w:val="99"/>
     <w:semiHidden/>
     <w:unhideWhenUsed/>
@@ -7207,10 +7223,10 @@
       <w:lang w:eastAsia="es-MX"/>
     </w:rPr>
   </w:style>
-  <w:style w:type="character" w:customStyle="1" w:styleId="HTMLPreformattedChar">
-    <w:name w:val="HTML Preformatted Char"/>
-    <w:basedOn w:val="DefaultParagraphFont"/>
-    <w:link w:val="HTMLPreformatted"/>
+  <w:style w:type="character" w:customStyle="1" w:styleId="HTMLconformatoprevioCar">
+    <w:name w:val="HTML con formato previo Car"/>
+    <w:basedOn w:val="Fuentedeprrafopredeter"/>
+    <w:link w:val="HTMLconformatoprevio"/>
     <w:uiPriority w:val="99"/>
     <w:semiHidden/>
     <w:rsid w:val="00746B44"/>
@@ -7223,7 +7239,7 @@
   </w:style>
   <w:style w:type="character" w:customStyle="1" w:styleId="y2iqfc">
     <w:name w:val="y2iqfc"/>
-    <w:basedOn w:val="DefaultParagraphFont"/>
+    <w:basedOn w:val="Fuentedeprrafopredeter"/>
     <w:rsid w:val="00746B44"/>
   </w:style>
   <w:style w:type="character" w:customStyle="1" w:styleId="DevConfigGray">
@@ -7267,9 +7283,9 @@
       <w:shd w:val="clear" w:color="auto" w:fill="BFBFBF"/>
     </w:rPr>
   </w:style>
-  <w:style w:type="character" w:styleId="Strong">
+  <w:style w:type="character" w:styleId="Fuerte">
     <w:name w:val="Strong"/>
-    <w:basedOn w:val="DefaultParagraphFont"/>
+    <w:basedOn w:val="Fuentedeprrafopredeter"/>
     <w:uiPriority w:val="22"/>
     <w:qFormat/>
     <w:rsid w:val="008F76DE"/>
@@ -7349,7 +7365,7 @@
   </w:style>
   <w:style w:type="paragraph" w:customStyle="1" w:styleId="PartHead">
     <w:name w:val="Part Head"/>
-    <w:basedOn w:val="ListParagraph"/>
+    <w:basedOn w:val="Prrafodelista"/>
     <w:next w:val="BodyTextL25"/>
     <w:qFormat/>
     <w:rsid w:val="00547651"/>
@@ -7401,7 +7417,7 @@
   </w:style>
   <w:style w:type="table" w:customStyle="1" w:styleId="LabTableStyle">
     <w:name w:val="Lab_Table_Style"/>
-    <w:basedOn w:val="TableNormal"/>
+    <w:basedOn w:val="Tablanormal"/>
     <w:uiPriority w:val="99"/>
     <w:qFormat/>
     <w:rsid w:val="00547651"/>
@@ -7465,9 +7481,9 @@
       </w:tcPr>
     </w:tblStylePr>
   </w:style>
-  <w:style w:type="character" w:styleId="Hyperlink">
+  <w:style w:type="character" w:styleId="Hipervnculo">
     <w:name w:val="Hyperlink"/>
-    <w:basedOn w:val="DefaultParagraphFont"/>
+    <w:basedOn w:val="Fuentedeprrafopredeter"/>
     <w:uiPriority w:val="99"/>
     <w:unhideWhenUsed/>
     <w:rsid w:val="00FB565E"/>
@@ -7476,9 +7492,9 @@
       <w:u w:val="single"/>
     </w:rPr>
   </w:style>
-  <w:style w:type="character" w:styleId="UnresolvedMention">
+  <w:style w:type="character" w:styleId="Mencinsinresolver">
     <w:name w:val="Unresolved Mention"/>
-    <w:basedOn w:val="DefaultParagraphFont"/>
+    <w:basedOn w:val="Fuentedeprrafopredeter"/>
     <w:uiPriority w:val="99"/>
     <w:semiHidden/>
     <w:unhideWhenUsed/>
